--- a/source_posters/Trokhymchuk1.docx
+++ b/source_posters/Trokhymchuk1.docx
@@ -67,19 +67,8 @@
           <w:sz w:val="32"/>
           <w:szCs w:val="32"/>
         </w:rPr>
-        <w:t xml:space="preserve">: </w:t>
-      </w:r>
-    </w:p>
-    <w:p>
-      <w:pPr>
-        <w:jc w:val="center"/>
-        <w:rPr>
-          <w:rFonts w:ascii="Times New Roman" w:hAnsi="Times New Roman" w:cs="Times New Roman"/>
-          <w:sz w:val="32"/>
-          <w:szCs w:val="32"/>
-          <w:lang w:val="en-GB"/>
-        </w:rPr>
-      </w:pPr>
+        <w:t>: Reconciling</w:t>
+      </w:r>
       <w:r>
         <w:rPr>
           <w:rFonts w:ascii="Times New Roman" w:hAnsi="Times New Roman" w:cs="Times New Roman"/>
@@ -89,12 +78,22 @@
           <w:sz w:val="32"/>
           <w:szCs w:val="32"/>
         </w:rPr>
-        <w:t>Reconciling Molecular Rigor with Industrial Engineering Demands</w:t>
+        <w:t xml:space="preserve"> </w:t>
+      </w:r>
+      <w:r>
+        <w:rPr>
+          <w:rFonts w:ascii="Times New Roman" w:hAnsi="Times New Roman" w:cs="Times New Roman"/>
+          <w:b/>
+          <w:bCs/>
+          <w:color w:val="303030"/>
+          <w:sz w:val="32"/>
+          <w:szCs w:val="32"/>
+        </w:rPr>
+        <w:t>Molecular Rigor with Industrial Engineering Demands</w:t>
       </w:r>
     </w:p>
     <w:p>
       <w:pPr>
-        <w:jc w:val="center"/>
         <w:rPr>
           <w:rFonts w:ascii="Times New Roman" w:hAnsi="Times New Roman" w:cs="Times New Roman"/>
           <w:sz w:val="20"/>
@@ -111,7 +110,6 @@
         <w:rPr>
           <w:b/>
           <w:bCs/>
-          <w:lang w:val="en-US"/>
         </w:rPr>
       </w:pPr>
       <w:r>
@@ -120,8 +118,18 @@
           <w:bCs/>
           <w:u w:val="single"/>
         </w:rPr>
-        <w:t>A. Trokhymchuk</w:t>
-      </w:r>
+        <w:t xml:space="preserve">A. </w:t>
+      </w:r>
+      <w:proofErr w:type="spellStart"/>
+      <w:r>
+        <w:rPr>
+          <w:b/>
+          <w:bCs/>
+          <w:u w:val="single"/>
+        </w:rPr>
+        <w:t>Trokhymchuk</w:t>
+      </w:r>
+      <w:proofErr w:type="spellEnd"/>
     </w:p>
     <w:p>
       <w:pPr>
@@ -143,6 +151,17 @@
         </w:rPr>
         <w:t>Yukhnovskii Institute for Condensed Matter Physics of the NAS of Ukraine, Lviv 79011, Ukraine</w:t>
       </w:r>
+    </w:p>
+    <w:p>
+      <w:pPr>
+        <w:pStyle w:val="p1"/>
+        <w:spacing w:before="0" w:beforeAutospacing="0" w:after="0" w:afterAutospacing="0"/>
+        <w:jc w:val="center"/>
+        <w:rPr>
+          <w:b/>
+          <w:bCs/>
+        </w:rPr>
+      </w:pPr>
       <w:r>
         <w:rPr>
           <w:sz w:val="22"/>
